--- a/_downloads/15512f6f9261a27578fdd6bbdbc2e9f2/Indictment.docx
+++ b/_downloads/15512f6f9261a27578fdd6bbdbc2e9f2/Indictment.docx
@@ -201,13 +201,25 @@
         </w:rPr>
         <w:t>法</w:t>
       </w:r>
+      <w:r>
+        <w:rPr>
+          <w:rFonts w:hint="eastAsia"/>
+        </w:rPr>
+        <w:t>》第二百九十三之规定，犯罪事实清楚，证据确实、充分，应当以寻衅滋事</w:t>
+      </w:r>
+      <w:r>
+        <w:rPr>
+          <w:rFonts w:hint="eastAsia"/>
+        </w:rPr>
+        <w:t>罪</w:t>
+      </w:r>
       <w:bookmarkStart w:id="0" w:name="_GoBack"/>
       <w:bookmarkEnd w:id="0"/>
       <w:r>
         <w:rPr>
           <w:rFonts w:hint="eastAsia"/>
         </w:rPr>
-        <w:t>》第二百九十三之规定，犯罪事实清楚，证据确实、充分，应当以寻衅滋事追究其刑事责任</w:t>
+        <w:t>追究其刑事责任</w:t>
       </w:r>
       <w:r>
         <w:rPr>
